--- a/docs/manual-propuesta-pago/Manual_Usuario_AnitaERP_Propuesta_Pagos.docx
+++ b/docs/manual-propuesta-pago/Manual_Usuario_AnitaERP_Propuesta_Pagos.docx
@@ -48,7 +48,7 @@
           <w:sz w:val="24"/>
           <w:szCs w:val="24"/>
         </w:rPr>
-        <w:t xml:space="preserve">Empresa: AGG</w:t>
+        <w:t xml:space="preserve">Empresa: </w:t>
       </w:r>
     </w:p>
     <w:p>
@@ -74,7 +74,7 @@
           <w:sz w:val="20"/>
           <w:szCs w:val="20"/>
         </w:rPr>
-        <w:t xml:space="preserve">URL: http://10.20.30.210/anitaERP/public/seguridad/login</w:t>
+        <w:t xml:space="preserve">URL: http://10.20.30.210/seguridad/login</w:t>
       </w:r>
     </w:p>
     <w:p>
@@ -2773,6 +2773,64 @@
     </w:p>
     <w:p>
       <w:pPr>
+        <w:jc w:val="center"/>
+      </w:pPr>
+      <w:r>
+        <w:pict>
+          <v:shape type="#_x0000_t75" stroked="f" style="width:450pt; height:267.1875pt; margin-left:0pt; margin-top:0pt; mso-position-horizontal:left; mso-position-vertical:top; mso-position-horizontal-relative:char; mso-position-vertical-relative:line;">
+            <w10:wrap type="inline"/>
+            <v:imagedata r:id="rId7" o:title=""/>
+          </v:shape>
+        </w:pict>
+      </w:r>
+    </w:p>
+    <w:p>
+      <w:pPr>
+        <w:jc w:val="center"/>
+      </w:pPr>
+      <w:r>
+        <w:rPr>
+          <w:color w:val="666666"/>
+          <w:sz w:val="18"/>
+          <w:szCs w:val="18"/>
+          <w:i w:val="1"/>
+          <w:iCs w:val="1"/>
+        </w:rPr>
+        <w:t xml:space="preserve">Configuración Premium / Light por empresa</w:t>
+      </w:r>
+    </w:p>
+    <w:p/>
+    <w:p>
+      <w:pPr>
+        <w:jc w:val="center"/>
+      </w:pPr>
+      <w:r>
+        <w:pict>
+          <v:shape type="#_x0000_t75" stroked="f" style="width:450pt; height:267.1875pt; margin-left:0pt; margin-top:0pt; mso-position-horizontal:left; mso-position-vertical:top; mso-position-horizontal-relative:char; mso-position-vertical-relative:line;">
+            <w10:wrap type="inline"/>
+            <v:imagedata r:id="rId7" o:title=""/>
+          </v:shape>
+        </w:pict>
+      </w:r>
+    </w:p>
+    <w:p>
+      <w:pPr>
+        <w:jc w:val="center"/>
+      </w:pPr>
+      <w:r>
+        <w:rPr>
+          <w:color w:val="666666"/>
+          <w:sz w:val="18"/>
+          <w:szCs w:val="18"/>
+          <w:i w:val="1"/>
+          <w:iCs w:val="1"/>
+        </w:rPr>
+        <w:t xml:space="preserve">Configuración Premium / Light por empresa</w:t>
+      </w:r>
+    </w:p>
+    <w:p/>
+    <w:p>
+      <w:pPr>
         <w:jc w:val="both"/>
         <w:spacing w:after="120"/>
       </w:pPr>
@@ -3104,6 +3162,64 @@
     </w:p>
     <w:p>
       <w:pPr>
+        <w:jc w:val="center"/>
+      </w:pPr>
+      <w:r>
+        <w:pict>
+          <v:shape type="#_x0000_t75" stroked="f" style="width:450pt; height:267.1875pt; margin-left:0pt; margin-top:0pt; mso-position-horizontal:left; mso-position-vertical:top; mso-position-horizontal-relative:char; mso-position-vertical-relative:line;">
+            <w10:wrap type="inline"/>
+            <v:imagedata r:id="rId8" o:title=""/>
+          </v:shape>
+        </w:pict>
+      </w:r>
+    </w:p>
+    <w:p>
+      <w:pPr>
+        <w:jc w:val="center"/>
+      </w:pPr>
+      <w:r>
+        <w:rPr>
+          <w:color w:val="666666"/>
+          <w:sz w:val="18"/>
+          <w:szCs w:val="18"/>
+          <w:i w:val="1"/>
+          <w:iCs w:val="1"/>
+        </w:rPr>
+        <w:t xml:space="preserve">Listado de propuestas de pagos</w:t>
+      </w:r>
+    </w:p>
+    <w:p/>
+    <w:p>
+      <w:pPr>
+        <w:jc w:val="center"/>
+      </w:pPr>
+      <w:r>
+        <w:pict>
+          <v:shape type="#_x0000_t75" stroked="f" style="width:450pt; height:267.1875pt; margin-left:0pt; margin-top:0pt; mso-position-horizontal:left; mso-position-vertical:top; mso-position-horizontal-relative:char; mso-position-vertical-relative:line;">
+            <w10:wrap type="inline"/>
+            <v:imagedata r:id="rId8" o:title=""/>
+          </v:shape>
+        </w:pict>
+      </w:r>
+    </w:p>
+    <w:p>
+      <w:pPr>
+        <w:jc w:val="center"/>
+      </w:pPr>
+      <w:r>
+        <w:rPr>
+          <w:color w:val="666666"/>
+          <w:sz w:val="18"/>
+          <w:szCs w:val="18"/>
+          <w:i w:val="1"/>
+          <w:iCs w:val="1"/>
+        </w:rPr>
+        <w:t xml:space="preserve">Listado de propuestas de pagos</w:t>
+      </w:r>
+    </w:p>
+    <w:p/>
+    <w:p>
+      <w:pPr>
         <w:jc w:val="both"/>
         <w:spacing w:after="120"/>
       </w:pPr>
@@ -3770,6 +3886,64 @@
     </w:p>
     <w:p>
       <w:pPr>
+        <w:jc w:val="center"/>
+      </w:pPr>
+      <w:r>
+        <w:pict>
+          <v:shape type="#_x0000_t75" stroked="f" style="width:450pt; height:267.1875pt; margin-left:0pt; margin-top:0pt; mso-position-horizontal:left; mso-position-vertical:top; mso-position-horizontal-relative:char; mso-position-vertical-relative:line;">
+            <w10:wrap type="inline"/>
+            <v:imagedata r:id="rId9" o:title=""/>
+          </v:shape>
+        </w:pict>
+      </w:r>
+    </w:p>
+    <w:p>
+      <w:pPr>
+        <w:jc w:val="center"/>
+      </w:pPr>
+      <w:r>
+        <w:rPr>
+          <w:color w:val="666666"/>
+          <w:sz w:val="18"/>
+          <w:szCs w:val="18"/>
+          <w:i w:val="1"/>
+          <w:iCs w:val="1"/>
+        </w:rPr>
+        <w:t xml:space="preserve">Alta de propuesta y grilla de deuda</w:t>
+      </w:r>
+    </w:p>
+    <w:p/>
+    <w:p>
+      <w:pPr>
+        <w:jc w:val="center"/>
+      </w:pPr>
+      <w:r>
+        <w:pict>
+          <v:shape type="#_x0000_t75" stroked="f" style="width:450pt; height:267.1875pt; margin-left:0pt; margin-top:0pt; mso-position-horizontal:left; mso-position-vertical:top; mso-position-horizontal-relative:char; mso-position-vertical-relative:line;">
+            <w10:wrap type="inline"/>
+            <v:imagedata r:id="rId9" o:title=""/>
+          </v:shape>
+        </w:pict>
+      </w:r>
+    </w:p>
+    <w:p>
+      <w:pPr>
+        <w:jc w:val="center"/>
+      </w:pPr>
+      <w:r>
+        <w:rPr>
+          <w:color w:val="666666"/>
+          <w:sz w:val="18"/>
+          <w:szCs w:val="18"/>
+          <w:i w:val="1"/>
+          <w:iCs w:val="1"/>
+        </w:rPr>
+        <w:t xml:space="preserve">Alta de propuesta y grilla de deuda</w:t>
+      </w:r>
+    </w:p>
+    <w:p/>
+    <w:p>
+      <w:pPr>
         <w:jc w:val="both"/>
         <w:spacing w:after="120"/>
       </w:pPr>
@@ -5513,6 +5687,64 @@
     </w:p>
     <w:p>
       <w:pPr>
+        <w:jc w:val="center"/>
+      </w:pPr>
+      <w:r>
+        <w:pict>
+          <v:shape type="#_x0000_t75" stroked="f" style="width:450pt; height:267.1875pt; margin-left:0pt; margin-top:0pt; mso-position-horizontal:left; mso-position-vertical:top; mso-position-horizontal-relative:char; mso-position-vertical-relative:line;">
+            <w10:wrap type="inline"/>
+            <v:imagedata r:id="rId10" o:title=""/>
+          </v:shape>
+        </w:pict>
+      </w:r>
+    </w:p>
+    <w:p>
+      <w:pPr>
+        <w:jc w:val="center"/>
+      </w:pPr>
+      <w:r>
+        <w:rPr>
+          <w:color w:val="666666"/>
+          <w:sz w:val="18"/>
+          <w:szCs w:val="18"/>
+          <w:i w:val="1"/>
+          <w:iCs w:val="1"/>
+        </w:rPr>
+        <w:t xml:space="preserve">Instrumentos y exclusiones post-aprobación</w:t>
+      </w:r>
+    </w:p>
+    <w:p/>
+    <w:p>
+      <w:pPr>
+        <w:jc w:val="center"/>
+      </w:pPr>
+      <w:r>
+        <w:pict>
+          <v:shape type="#_x0000_t75" stroked="f" style="width:450pt; height:267.1875pt; margin-left:0pt; margin-top:0pt; mso-position-horizontal:left; mso-position-vertical:top; mso-position-horizontal-relative:char; mso-position-vertical-relative:line;">
+            <w10:wrap type="inline"/>
+            <v:imagedata r:id="rId10" o:title=""/>
+          </v:shape>
+        </w:pict>
+      </w:r>
+    </w:p>
+    <w:p>
+      <w:pPr>
+        <w:jc w:val="center"/>
+      </w:pPr>
+      <w:r>
+        <w:rPr>
+          <w:color w:val="666666"/>
+          <w:sz w:val="18"/>
+          <w:szCs w:val="18"/>
+          <w:i w:val="1"/>
+          <w:iCs w:val="1"/>
+        </w:rPr>
+        <w:t xml:space="preserve">Instrumentos y exclusiones post-aprobación</w:t>
+      </w:r>
+    </w:p>
+    <w:p/>
+    <w:p>
+      <w:pPr>
         <w:jc w:val="both"/>
         <w:spacing w:after="120"/>
       </w:pPr>
@@ -5597,6 +5829,64 @@
       </w:r>
       <w:bookmarkEnd w:id="10"/>
     </w:p>
+    <w:p>
+      <w:pPr>
+        <w:jc w:val="center"/>
+      </w:pPr>
+      <w:r>
+        <w:pict>
+          <v:shape type="#_x0000_t75" stroked="f" style="width:450pt; height:267.1875pt; margin-left:0pt; margin-top:0pt; mso-position-horizontal:left; mso-position-vertical:top; mso-position-horizontal-relative:char; mso-position-vertical-relative:line;">
+            <w10:wrap type="inline"/>
+            <v:imagedata r:id="rId11" o:title=""/>
+          </v:shape>
+        </w:pict>
+      </w:r>
+    </w:p>
+    <w:p>
+      <w:pPr>
+        <w:jc w:val="center"/>
+      </w:pPr>
+      <w:r>
+        <w:rPr>
+          <w:color w:val="666666"/>
+          <w:sz w:val="18"/>
+          <w:szCs w:val="18"/>
+          <w:i w:val="1"/>
+          <w:iCs w:val="1"/>
+        </w:rPr>
+        <w:t xml:space="preserve">Ejecución del lote hacia órdenes de pago</w:t>
+      </w:r>
+    </w:p>
+    <w:p/>
+    <w:p>
+      <w:pPr>
+        <w:jc w:val="center"/>
+      </w:pPr>
+      <w:r>
+        <w:pict>
+          <v:shape type="#_x0000_t75" stroked="f" style="width:450pt; height:267.1875pt; margin-left:0pt; margin-top:0pt; mso-position-horizontal:left; mso-position-vertical:top; mso-position-horizontal-relative:char; mso-position-vertical-relative:line;">
+            <w10:wrap type="inline"/>
+            <v:imagedata r:id="rId11" o:title=""/>
+          </v:shape>
+        </w:pict>
+      </w:r>
+    </w:p>
+    <w:p>
+      <w:pPr>
+        <w:jc w:val="center"/>
+      </w:pPr>
+      <w:r>
+        <w:rPr>
+          <w:color w:val="666666"/>
+          <w:sz w:val="18"/>
+          <w:szCs w:val="18"/>
+          <w:i w:val="1"/>
+          <w:iCs w:val="1"/>
+        </w:rPr>
+        <w:t xml:space="preserve">Ejecución del lote hacia órdenes de pago</w:t>
+      </w:r>
+    </w:p>
+    <w:p/>
     <w:p>
       <w:pPr>
         <w:jc w:val="both"/>
@@ -6305,6 +6595,64 @@
     </w:p>
     <w:p>
       <w:pPr>
+        <w:jc w:val="center"/>
+      </w:pPr>
+      <w:r>
+        <w:pict>
+          <v:shape type="#_x0000_t75" stroked="f" style="width:450pt; height:267.1875pt; margin-left:0pt; margin-top:0pt; mso-position-horizontal:left; mso-position-vertical:top; mso-position-horizontal-relative:char; mso-position-vertical-relative:line;">
+            <w10:wrap type="inline"/>
+            <v:imagedata r:id="rId12" o:title=""/>
+          </v:shape>
+        </w:pict>
+      </w:r>
+    </w:p>
+    <w:p>
+      <w:pPr>
+        <w:jc w:val="center"/>
+      </w:pPr>
+      <w:r>
+        <w:rPr>
+          <w:color w:val="666666"/>
+          <w:sz w:val="18"/>
+          <w:szCs w:val="18"/>
+          <w:i w:val="1"/>
+          <w:iCs w:val="1"/>
+        </w:rPr>
+        <w:t xml:space="preserve">Lote bancario: generar, exportar y marcar enviado</w:t>
+      </w:r>
+    </w:p>
+    <w:p/>
+    <w:p>
+      <w:pPr>
+        <w:jc w:val="center"/>
+      </w:pPr>
+      <w:r>
+        <w:pict>
+          <v:shape type="#_x0000_t75" stroked="f" style="width:450pt; height:267.1875pt; margin-left:0pt; margin-top:0pt; mso-position-horizontal:left; mso-position-vertical:top; mso-position-horizontal-relative:char; mso-position-vertical-relative:line;">
+            <w10:wrap type="inline"/>
+            <v:imagedata r:id="rId12" o:title=""/>
+          </v:shape>
+        </w:pict>
+      </w:r>
+    </w:p>
+    <w:p>
+      <w:pPr>
+        <w:jc w:val="center"/>
+      </w:pPr>
+      <w:r>
+        <w:rPr>
+          <w:color w:val="666666"/>
+          <w:sz w:val="18"/>
+          <w:szCs w:val="18"/>
+          <w:i w:val="1"/>
+          <w:iCs w:val="1"/>
+        </w:rPr>
+        <w:t xml:space="preserve">Lote bancario: generar, exportar y marcar enviado</w:t>
+      </w:r>
+    </w:p>
+    <w:p/>
+    <w:p>
+      <w:pPr>
         <w:jc w:val="both"/>
         <w:spacing w:after="120"/>
       </w:pPr>
@@ -6390,6 +6738,64 @@
       </w:r>
       <w:bookmarkEnd w:id="12"/>
     </w:p>
+    <w:p>
+      <w:pPr>
+        <w:jc w:val="center"/>
+      </w:pPr>
+      <w:r>
+        <w:pict>
+          <v:shape type="#_x0000_t75" stroked="f" style="width:450pt; height:267.1875pt; margin-left:0pt; margin-top:0pt; mso-position-horizontal:left; mso-position-vertical:top; mso-position-horizontal-relative:char; mso-position-vertical-relative:line;">
+            <w10:wrap type="inline"/>
+            <v:imagedata r:id="rId13" o:title=""/>
+          </v:shape>
+        </w:pict>
+      </w:r>
+    </w:p>
+    <w:p>
+      <w:pPr>
+        <w:jc w:val="center"/>
+      </w:pPr>
+      <w:r>
+        <w:rPr>
+          <w:color w:val="666666"/>
+          <w:sz w:val="18"/>
+          <w:szCs w:val="18"/>
+          <w:i w:val="1"/>
+          <w:iCs w:val="1"/>
+        </w:rPr>
+        <w:t xml:space="preserve">Workbench de clearing bancario</w:t>
+      </w:r>
+    </w:p>
+    <w:p/>
+    <w:p>
+      <w:pPr>
+        <w:jc w:val="center"/>
+      </w:pPr>
+      <w:r>
+        <w:pict>
+          <v:shape type="#_x0000_t75" stroked="f" style="width:450pt; height:267.1875pt; margin-left:0pt; margin-top:0pt; mso-position-horizontal:left; mso-position-vertical:top; mso-position-horizontal-relative:char; mso-position-vertical-relative:line;">
+            <w10:wrap type="inline"/>
+            <v:imagedata r:id="rId13" o:title=""/>
+          </v:shape>
+        </w:pict>
+      </w:r>
+    </w:p>
+    <w:p>
+      <w:pPr>
+        <w:jc w:val="center"/>
+      </w:pPr>
+      <w:r>
+        <w:rPr>
+          <w:color w:val="666666"/>
+          <w:sz w:val="18"/>
+          <w:szCs w:val="18"/>
+          <w:i w:val="1"/>
+          <w:iCs w:val="1"/>
+        </w:rPr>
+        <w:t xml:space="preserve">Workbench de clearing bancario</w:t>
+      </w:r>
+    </w:p>
+    <w:p/>
     <w:p>
       <w:pPr>
         <w:jc w:val="both"/>
@@ -7059,6 +7465,64 @@
     </w:p>
     <w:p>
       <w:pPr>
+        <w:jc w:val="center"/>
+      </w:pPr>
+      <w:r>
+        <w:pict>
+          <v:shape type="#_x0000_t75" stroked="f" style="width:450pt; height:267.1875pt; margin-left:0pt; margin-top:0pt; mso-position-horizontal:left; mso-position-vertical:top; mso-position-horizontal-relative:char; mso-position-vertical-relative:line;">
+            <w10:wrap type="inline"/>
+            <v:imagedata r:id="rId14" o:title=""/>
+          </v:shape>
+        </w:pict>
+      </w:r>
+    </w:p>
+    <w:p>
+      <w:pPr>
+        <w:jc w:val="center"/>
+      </w:pPr>
+      <w:r>
+        <w:rPr>
+          <w:color w:val="666666"/>
+          <w:sz w:val="18"/>
+          <w:szCs w:val="18"/>
+          <w:i w:val="1"/>
+          <w:iCs w:val="1"/>
+        </w:rPr>
+        <w:t xml:space="preserve">Proyección de pagos: filtros, tramos y columnas</w:t>
+      </w:r>
+    </w:p>
+    <w:p/>
+    <w:p>
+      <w:pPr>
+        <w:jc w:val="center"/>
+      </w:pPr>
+      <w:r>
+        <w:pict>
+          <v:shape type="#_x0000_t75" stroked="f" style="width:450pt; height:267.1875pt; margin-left:0pt; margin-top:0pt; mso-position-horizontal:left; mso-position-vertical:top; mso-position-horizontal-relative:char; mso-position-vertical-relative:line;">
+            <w10:wrap type="inline"/>
+            <v:imagedata r:id="rId14" o:title=""/>
+          </v:shape>
+        </w:pict>
+      </w:r>
+    </w:p>
+    <w:p>
+      <w:pPr>
+        <w:jc w:val="center"/>
+      </w:pPr>
+      <w:r>
+        <w:rPr>
+          <w:color w:val="666666"/>
+          <w:sz w:val="18"/>
+          <w:szCs w:val="18"/>
+          <w:i w:val="1"/>
+          <w:iCs w:val="1"/>
+        </w:rPr>
+        <w:t xml:space="preserve">Proyección de pagos: filtros, tramos y columnas</w:t>
+      </w:r>
+    </w:p>
+    <w:p/>
+    <w:p>
+      <w:pPr>
         <w:jc w:val="both"/>
         <w:spacing w:after="120"/>
       </w:pPr>
@@ -8438,6 +8902,64 @@
     </w:p>
     <w:p>
       <w:pPr>
+        <w:jc w:val="center"/>
+      </w:pPr>
+      <w:r>
+        <w:pict>
+          <v:shape type="#_x0000_t75" stroked="f" style="width:450pt; height:267.1875pt; margin-left:0pt; margin-top:0pt; mso-position-horizontal:left; mso-position-vertical:top; mso-position-horizontal-relative:char; mso-position-vertical-relative:line;">
+            <w10:wrap type="inline"/>
+            <v:imagedata r:id="rId15" o:title=""/>
+          </v:shape>
+        </w:pict>
+      </w:r>
+    </w:p>
+    <w:p>
+      <w:pPr>
+        <w:jc w:val="center"/>
+      </w:pPr>
+      <w:r>
+        <w:rPr>
+          <w:color w:val="666666"/>
+          <w:sz w:val="18"/>
+          <w:szCs w:val="18"/>
+          <w:i w:val="1"/>
+          <w:iCs w:val="1"/>
+        </w:rPr>
+        <w:t xml:space="preserve">Cockpit: KPIs, forecast y grilla SP+IE+PP</w:t>
+      </w:r>
+    </w:p>
+    <w:p/>
+    <w:p>
+      <w:pPr>
+        <w:jc w:val="center"/>
+      </w:pPr>
+      <w:r>
+        <w:pict>
+          <v:shape type="#_x0000_t75" stroked="f" style="width:450pt; height:267.1875pt; margin-left:0pt; margin-top:0pt; mso-position-horizontal:left; mso-position-vertical:top; mso-position-horizontal-relative:char; mso-position-vertical-relative:line;">
+            <w10:wrap type="inline"/>
+            <v:imagedata r:id="rId15" o:title=""/>
+          </v:shape>
+        </w:pict>
+      </w:r>
+    </w:p>
+    <w:p>
+      <w:pPr>
+        <w:jc w:val="center"/>
+      </w:pPr>
+      <w:r>
+        <w:rPr>
+          <w:color w:val="666666"/>
+          <w:sz w:val="18"/>
+          <w:szCs w:val="18"/>
+          <w:i w:val="1"/>
+          <w:iCs w:val="1"/>
+        </w:rPr>
+        <w:t xml:space="preserve">Cockpit: KPIs, forecast y grilla SP+IE+PP</w:t>
+      </w:r>
+    </w:p>
+    <w:p/>
+    <w:p>
+      <w:pPr>
         <w:jc w:val="both"/>
         <w:spacing w:after="120"/>
       </w:pPr>
@@ -8836,6 +9358,64 @@
     </w:p>
     <w:p>
       <w:pPr>
+        <w:jc w:val="center"/>
+      </w:pPr>
+      <w:r>
+        <w:pict>
+          <v:shape type="#_x0000_t75" stroked="f" style="width:450pt; height:267.1875pt; margin-left:0pt; margin-top:0pt; mso-position-horizontal:left; mso-position-vertical:top; mso-position-horizontal-relative:char; mso-position-vertical-relative:line;">
+            <w10:wrap type="inline"/>
+            <v:imagedata r:id="rId16" o:title=""/>
+          </v:shape>
+        </w:pict>
+      </w:r>
+    </w:p>
+    <w:p>
+      <w:pPr>
+        <w:jc w:val="center"/>
+      </w:pPr>
+      <w:r>
+        <w:rPr>
+          <w:color w:val="666666"/>
+          <w:sz w:val="18"/>
+          <w:szCs w:val="18"/>
+          <w:i w:val="1"/>
+          <w:iCs w:val="1"/>
+        </w:rPr>
+        <w:t xml:space="preserve">Reabrir, parcial y propuesta delta</w:t>
+      </w:r>
+    </w:p>
+    <w:p/>
+    <w:p>
+      <w:pPr>
+        <w:jc w:val="center"/>
+      </w:pPr>
+      <w:r>
+        <w:pict>
+          <v:shape type="#_x0000_t75" stroked="f" style="width:450pt; height:267.1875pt; margin-left:0pt; margin-top:0pt; mso-position-horizontal:left; mso-position-vertical:top; mso-position-horizontal-relative:char; mso-position-vertical-relative:line;">
+            <w10:wrap type="inline"/>
+            <v:imagedata r:id="rId16" o:title=""/>
+          </v:shape>
+        </w:pict>
+      </w:r>
+    </w:p>
+    <w:p>
+      <w:pPr>
+        <w:jc w:val="center"/>
+      </w:pPr>
+      <w:r>
+        <w:rPr>
+          <w:color w:val="666666"/>
+          <w:sz w:val="18"/>
+          <w:szCs w:val="18"/>
+          <w:i w:val="1"/>
+          <w:iCs w:val="1"/>
+        </w:rPr>
+        <w:t xml:space="preserve">Reabrir, parcial y propuesta delta</w:t>
+      </w:r>
+    </w:p>
+    <w:p/>
+    <w:p>
+      <w:pPr>
         <w:jc w:val="both"/>
         <w:spacing w:after="120"/>
       </w:pPr>
@@ -9227,6 +9807,64 @@
       </w:r>
       <w:bookmarkEnd w:id="16"/>
     </w:p>
+    <w:p>
+      <w:pPr>
+        <w:jc w:val="center"/>
+      </w:pPr>
+      <w:r>
+        <w:pict>
+          <v:shape type="#_x0000_t75" stroked="f" style="width:450pt; height:267.1875pt; margin-left:0pt; margin-top:0pt; mso-position-horizontal:left; mso-position-vertical:top; mso-position-horizontal-relative:char; mso-position-vertical-relative:line;">
+            <w10:wrap type="inline"/>
+            <v:imagedata r:id="rId17" o:title=""/>
+          </v:shape>
+        </w:pict>
+      </w:r>
+    </w:p>
+    <w:p>
+      <w:pPr>
+        <w:jc w:val="center"/>
+      </w:pPr>
+      <w:r>
+        <w:rPr>
+          <w:color w:val="666666"/>
+          <w:sz w:val="18"/>
+          <w:szCs w:val="18"/>
+          <w:i w:val="1"/>
+          <w:iCs w:val="1"/>
+        </w:rPr>
+        <w:t xml:space="preserve">Pack de auditoría / compliance</w:t>
+      </w:r>
+    </w:p>
+    <w:p/>
+    <w:p>
+      <w:pPr>
+        <w:jc w:val="center"/>
+      </w:pPr>
+      <w:r>
+        <w:pict>
+          <v:shape type="#_x0000_t75" stroked="f" style="width:450pt; height:267.1875pt; margin-left:0pt; margin-top:0pt; mso-position-horizontal:left; mso-position-vertical:top; mso-position-horizontal-relative:char; mso-position-vertical-relative:line;">
+            <w10:wrap type="inline"/>
+            <v:imagedata r:id="rId17" o:title=""/>
+          </v:shape>
+        </w:pict>
+      </w:r>
+    </w:p>
+    <w:p>
+      <w:pPr>
+        <w:jc w:val="center"/>
+      </w:pPr>
+      <w:r>
+        <w:rPr>
+          <w:color w:val="666666"/>
+          <w:sz w:val="18"/>
+          <w:szCs w:val="18"/>
+          <w:i w:val="1"/>
+          <w:iCs w:val="1"/>
+        </w:rPr>
+        <w:t xml:space="preserve">Pack de auditoría / compliance</w:t>
+      </w:r>
+    </w:p>
+    <w:p/>
     <w:p>
       <w:pPr>
         <w:jc w:val="both"/>
